--- a/tillsyn/A 59016-2024 tillsynsbegäran.docx
+++ b/tillsyn/A 59016-2024 tillsynsbegäran.docx
@@ -231,7 +231,7 @@
     <w:r>
       <w:tab/>
       <w:tab/>
-      <w:t>2024-12-11</w:t>
+      <w:t>2024-12-12</w:t>
       <w:br/>
       <w:br/>
     </w:r>

--- a/tillsyn/A 59016-2024 tillsynsbegäran.docx
+++ b/tillsyn/A 59016-2024 tillsynsbegäran.docx
@@ -231,7 +231,7 @@
     <w:r>
       <w:tab/>
       <w:tab/>
-      <w:t>2024-12-12</w:t>
+      <w:t>2024-12-13</w:t>
       <w:br/>
       <w:br/>
     </w:r>

--- a/tillsyn/A 59016-2024 tillsynsbegäran.docx
+++ b/tillsyn/A 59016-2024 tillsynsbegäran.docx
@@ -231,7 +231,7 @@
     <w:r>
       <w:tab/>
       <w:tab/>
-      <w:t>2024-12-13</w:t>
+      <w:t>2024-12-14</w:t>
       <w:br/>
       <w:br/>
     </w:r>

--- a/tillsyn/A 59016-2024 tillsynsbegäran.docx
+++ b/tillsyn/A 59016-2024 tillsynsbegäran.docx
@@ -231,7 +231,7 @@
     <w:r>
       <w:tab/>
       <w:tab/>
-      <w:t>2024-12-14</w:t>
+      <w:t>2024-12-15</w:t>
       <w:br/>
       <w:br/>
     </w:r>

--- a/tillsyn/A 59016-2024 tillsynsbegäran.docx
+++ b/tillsyn/A 59016-2024 tillsynsbegäran.docx
@@ -231,7 +231,7 @@
     <w:r>
       <w:tab/>
       <w:tab/>
-      <w:t>2024-12-15</w:t>
+      <w:t>2024-12-16</w:t>
       <w:br/>
       <w:br/>
     </w:r>

--- a/tillsyn/A 59016-2024 tillsynsbegäran.docx
+++ b/tillsyn/A 59016-2024 tillsynsbegäran.docx
@@ -231,7 +231,7 @@
     <w:r>
       <w:tab/>
       <w:tab/>
-      <w:t>2024-12-16</w:t>
+      <w:t>2024-12-17</w:t>
       <w:br/>
       <w:br/>
     </w:r>

--- a/tillsyn/A 59016-2024 tillsynsbegäran.docx
+++ b/tillsyn/A 59016-2024 tillsynsbegäran.docx
@@ -231,7 +231,7 @@
     <w:r>
       <w:tab/>
       <w:tab/>
-      <w:t>2024-12-17</w:t>
+      <w:t>2024-12-18</w:t>
       <w:br/>
       <w:br/>
     </w:r>

--- a/tillsyn/A 59016-2024 tillsynsbegäran.docx
+++ b/tillsyn/A 59016-2024 tillsynsbegäran.docx
@@ -231,7 +231,7 @@
     <w:r>
       <w:tab/>
       <w:tab/>
-      <w:t>2024-12-18</w:t>
+      <w:t>2024-12-19</w:t>
       <w:br/>
       <w:br/>
     </w:r>

--- a/tillsyn/A 59016-2024 tillsynsbegäran.docx
+++ b/tillsyn/A 59016-2024 tillsynsbegäran.docx
@@ -231,7 +231,7 @@
     <w:r>
       <w:tab/>
       <w:tab/>
-      <w:t>2024-12-19</w:t>
+      <w:t>2024-12-20</w:t>
       <w:br/>
       <w:br/>
     </w:r>

--- a/tillsyn/A 59016-2024 tillsynsbegäran.docx
+++ b/tillsyn/A 59016-2024 tillsynsbegäran.docx
@@ -231,7 +231,7 @@
     <w:r>
       <w:tab/>
       <w:tab/>
-      <w:t>2024-12-20</w:t>
+      <w:t>2024-12-22</w:t>
       <w:br/>
       <w:br/>
     </w:r>

--- a/tillsyn/A 59016-2024 tillsynsbegäran.docx
+++ b/tillsyn/A 59016-2024 tillsynsbegäran.docx
@@ -231,7 +231,7 @@
     <w:r>
       <w:tab/>
       <w:tab/>
-      <w:t>2024-12-22</w:t>
+      <w:t>2024-12-23</w:t>
       <w:br/>
       <w:br/>
     </w:r>

--- a/tillsyn/A 59016-2024 tillsynsbegäran.docx
+++ b/tillsyn/A 59016-2024 tillsynsbegäran.docx
@@ -231,7 +231,7 @@
     <w:r>
       <w:tab/>
       <w:tab/>
-      <w:t>2024-12-23</w:t>
+      <w:t>2024-12-24</w:t>
       <w:br/>
       <w:br/>
     </w:r>

--- a/tillsyn/A 59016-2024 tillsynsbegäran.docx
+++ b/tillsyn/A 59016-2024 tillsynsbegäran.docx
@@ -231,7 +231,7 @@
     <w:r>
       <w:tab/>
       <w:tab/>
-      <w:t>2024-12-31</w:t>
+      <w:t>2025-01-01</w:t>
       <w:br/>
       <w:br/>
     </w:r>

--- a/tillsyn/A 59016-2024 tillsynsbegäran.docx
+++ b/tillsyn/A 59016-2024 tillsynsbegäran.docx
@@ -231,7 +231,7 @@
     <w:r>
       <w:tab/>
       <w:tab/>
-      <w:t>2025-01-01</w:t>
+      <w:t>2025-01-02</w:t>
       <w:br/>
       <w:br/>
     </w:r>

--- a/tillsyn/A 59016-2024 tillsynsbegäran.docx
+++ b/tillsyn/A 59016-2024 tillsynsbegäran.docx
@@ -231,7 +231,7 @@
     <w:r>
       <w:tab/>
       <w:tab/>
-      <w:t>2025-01-02</w:t>
+      <w:t>2025-01-03</w:t>
       <w:br/>
       <w:br/>
     </w:r>

--- a/tillsyn/A 59016-2024 tillsynsbegäran.docx
+++ b/tillsyn/A 59016-2024 tillsynsbegäran.docx
@@ -231,7 +231,7 @@
     <w:r>
       <w:tab/>
       <w:tab/>
-      <w:t>2025-01-30</w:t>
+      <w:t>2025-01-31</w:t>
       <w:br/>
       <w:br/>
     </w:r>

--- a/tillsyn/A 59016-2024 tillsynsbegäran.docx
+++ b/tillsyn/A 59016-2024 tillsynsbegäran.docx
@@ -231,7 +231,7 @@
     <w:r>
       <w:tab/>
       <w:tab/>
-      <w:t>2025-01-31</w:t>
+      <w:t>2025-02-02</w:t>
       <w:br/>
       <w:br/>
     </w:r>

--- a/tillsyn/A 59016-2024 tillsynsbegäran.docx
+++ b/tillsyn/A 59016-2024 tillsynsbegäran.docx
@@ -231,7 +231,7 @@
     <w:r>
       <w:tab/>
       <w:tab/>
-      <w:t>2025-02-02</w:t>
+      <w:t>2025-02-03</w:t>
       <w:br/>
       <w:br/>
     </w:r>

--- a/tillsyn/A 59016-2024 tillsynsbegäran.docx
+++ b/tillsyn/A 59016-2024 tillsynsbegäran.docx
@@ -231,7 +231,7 @@
     <w:r>
       <w:tab/>
       <w:tab/>
-      <w:t>2025-02-03</w:t>
+      <w:t>2025-02-04</w:t>
       <w:br/>
       <w:br/>
     </w:r>

--- a/tillsyn/A 59016-2024 tillsynsbegäran.docx
+++ b/tillsyn/A 59016-2024 tillsynsbegäran.docx
@@ -231,7 +231,7 @@
     <w:r>
       <w:tab/>
       <w:tab/>
-      <w:t>2025-02-04</w:t>
+      <w:t>2025-02-05</w:t>
       <w:br/>
       <w:br/>
     </w:r>

--- a/tillsyn/A 59016-2024 tillsynsbegäran.docx
+++ b/tillsyn/A 59016-2024 tillsynsbegäran.docx
@@ -231,7 +231,7 @@
     <w:r>
       <w:tab/>
       <w:tab/>
-      <w:t>2025-02-05</w:t>
+      <w:t>2025-02-06</w:t>
       <w:br/>
       <w:br/>
     </w:r>

--- a/tillsyn/A 59016-2024 tillsynsbegäran.docx
+++ b/tillsyn/A 59016-2024 tillsynsbegäran.docx
@@ -231,7 +231,7 @@
     <w:r>
       <w:tab/>
       <w:tab/>
-      <w:t>2025-02-06</w:t>
+      <w:t>2025-02-07</w:t>
       <w:br/>
       <w:br/>
     </w:r>

--- a/tillsyn/A 59016-2024 tillsynsbegäran.docx
+++ b/tillsyn/A 59016-2024 tillsynsbegäran.docx
@@ -231,7 +231,7 @@
     <w:r>
       <w:tab/>
       <w:tab/>
-      <w:t>2025-02-07</w:t>
+      <w:t>2025-02-08</w:t>
       <w:br/>
       <w:br/>
     </w:r>

--- a/tillsyn/A 59016-2024 tillsynsbegäran.docx
+++ b/tillsyn/A 59016-2024 tillsynsbegäran.docx
@@ -231,7 +231,7 @@
     <w:r>
       <w:tab/>
       <w:tab/>
-      <w:t>2025-02-08</w:t>
+      <w:t>2025-02-09</w:t>
       <w:br/>
       <w:br/>
     </w:r>

--- a/tillsyn/A 59016-2024 tillsynsbegäran.docx
+++ b/tillsyn/A 59016-2024 tillsynsbegäran.docx
@@ -231,7 +231,7 @@
     <w:r>
       <w:tab/>
       <w:tab/>
-      <w:t>2025-02-09</w:t>
+      <w:t>2025-02-10</w:t>
       <w:br/>
       <w:br/>
     </w:r>

--- a/tillsyn/A 59016-2024 tillsynsbegäran.docx
+++ b/tillsyn/A 59016-2024 tillsynsbegäran.docx
@@ -231,7 +231,7 @@
     <w:r>
       <w:tab/>
       <w:tab/>
-      <w:t>2025-02-10</w:t>
+      <w:t>2025-02-11</w:t>
       <w:br/>
       <w:br/>
     </w:r>

--- a/tillsyn/A 59016-2024 tillsynsbegäran.docx
+++ b/tillsyn/A 59016-2024 tillsynsbegäran.docx
@@ -231,7 +231,7 @@
     <w:r>
       <w:tab/>
       <w:tab/>
-      <w:t>2025-02-11</w:t>
+      <w:t>2025-02-12</w:t>
       <w:br/>
       <w:br/>
     </w:r>

--- a/tillsyn/A 59016-2024 tillsynsbegäran.docx
+++ b/tillsyn/A 59016-2024 tillsynsbegäran.docx
@@ -231,7 +231,7 @@
     <w:r>
       <w:tab/>
       <w:tab/>
-      <w:t>2025-02-12</w:t>
+      <w:t>2025-02-13</w:t>
       <w:br/>
       <w:br/>
     </w:r>

--- a/tillsyn/A 59016-2024 tillsynsbegäran.docx
+++ b/tillsyn/A 59016-2024 tillsynsbegäran.docx
@@ -231,7 +231,7 @@
     <w:r>
       <w:tab/>
       <w:tab/>
-      <w:t>2025-02-13</w:t>
+      <w:t>2025-02-14</w:t>
       <w:br/>
       <w:br/>
     </w:r>

--- a/tillsyn/A 59016-2024 tillsynsbegäran.docx
+++ b/tillsyn/A 59016-2024 tillsynsbegäran.docx
@@ -231,7 +231,7 @@
     <w:r>
       <w:tab/>
       <w:tab/>
-      <w:t>2025-02-14</w:t>
+      <w:t>2025-02-15</w:t>
       <w:br/>
       <w:br/>
     </w:r>

--- a/tillsyn/A 59016-2024 tillsynsbegäran.docx
+++ b/tillsyn/A 59016-2024 tillsynsbegäran.docx
@@ -231,7 +231,7 @@
     <w:r>
       <w:tab/>
       <w:tab/>
-      <w:t>2025-02-15</w:t>
+      <w:t>2025-02-16</w:t>
       <w:br/>
       <w:br/>
     </w:r>

--- a/tillsyn/A 59016-2024 tillsynsbegäran.docx
+++ b/tillsyn/A 59016-2024 tillsynsbegäran.docx
@@ -231,7 +231,7 @@
     <w:r>
       <w:tab/>
       <w:tab/>
-      <w:t>2025-02-16</w:t>
+      <w:t>2025-02-17</w:t>
       <w:br/>
       <w:br/>
     </w:r>

--- a/tillsyn/A 59016-2024 tillsynsbegäran.docx
+++ b/tillsyn/A 59016-2024 tillsynsbegäran.docx
@@ -231,7 +231,7 @@
     <w:r>
       <w:tab/>
       <w:tab/>
-      <w:t>2025-02-17</w:t>
+      <w:t>2025-02-18</w:t>
       <w:br/>
       <w:br/>
     </w:r>

--- a/tillsyn/A 59016-2024 tillsynsbegäran.docx
+++ b/tillsyn/A 59016-2024 tillsynsbegäran.docx
@@ -231,7 +231,7 @@
     <w:r>
       <w:tab/>
       <w:tab/>
-      <w:t>2025-02-18</w:t>
+      <w:t>2025-02-19</w:t>
       <w:br/>
       <w:br/>
     </w:r>

--- a/tillsyn/A 59016-2024 tillsynsbegäran.docx
+++ b/tillsyn/A 59016-2024 tillsynsbegäran.docx
@@ -231,7 +231,7 @@
     <w:r>
       <w:tab/>
       <w:tab/>
-      <w:t>2025-02-19</w:t>
+      <w:t>2025-02-20</w:t>
       <w:br/>
       <w:br/>
     </w:r>

--- a/tillsyn/A 59016-2024 tillsynsbegäran.docx
+++ b/tillsyn/A 59016-2024 tillsynsbegäran.docx
@@ -231,7 +231,7 @@
     <w:r>
       <w:tab/>
       <w:tab/>
-      <w:t>2025-02-20</w:t>
+      <w:t>2025-02-21</w:t>
       <w:br/>
       <w:br/>
     </w:r>

--- a/tillsyn/A 59016-2024 tillsynsbegäran.docx
+++ b/tillsyn/A 59016-2024 tillsynsbegäran.docx
@@ -231,7 +231,7 @@
     <w:r>
       <w:tab/>
       <w:tab/>
-      <w:t>2025-02-21</w:t>
+      <w:t>2025-02-22</w:t>
       <w:br/>
       <w:br/>
     </w:r>

--- a/tillsyn/A 59016-2024 tillsynsbegäran.docx
+++ b/tillsyn/A 59016-2024 tillsynsbegäran.docx
@@ -231,7 +231,7 @@
     <w:r>
       <w:tab/>
       <w:tab/>
-      <w:t>2025-02-22</w:t>
+      <w:t>2025-02-23</w:t>
       <w:br/>
       <w:br/>
     </w:r>

--- a/tillsyn/A 59016-2024 tillsynsbegäran.docx
+++ b/tillsyn/A 59016-2024 tillsynsbegäran.docx
@@ -231,7 +231,7 @@
     <w:r>
       <w:tab/>
       <w:tab/>
-      <w:t>2025-02-23</w:t>
+      <w:t>2025-02-24</w:t>
       <w:br/>
       <w:br/>
     </w:r>

--- a/tillsyn/A 59016-2024 tillsynsbegäran.docx
+++ b/tillsyn/A 59016-2024 tillsynsbegäran.docx
@@ -231,7 +231,7 @@
     <w:r>
       <w:tab/>
       <w:tab/>
-      <w:t>2025-02-24</w:t>
+      <w:t>2025-02-25</w:t>
       <w:br/>
       <w:br/>
     </w:r>

--- a/tillsyn/A 59016-2024 tillsynsbegäran.docx
+++ b/tillsyn/A 59016-2024 tillsynsbegäran.docx
@@ -231,7 +231,7 @@
     <w:r>
       <w:tab/>
       <w:tab/>
-      <w:t>2025-02-25</w:t>
+      <w:t>2025-02-26</w:t>
       <w:br/>
       <w:br/>
     </w:r>

--- a/tillsyn/A 59016-2024 tillsynsbegäran.docx
+++ b/tillsyn/A 59016-2024 tillsynsbegäran.docx
@@ -231,7 +231,7 @@
     <w:r>
       <w:tab/>
       <w:tab/>
-      <w:t>2025-02-26</w:t>
+      <w:t>2025-02-27</w:t>
       <w:br/>
       <w:br/>
     </w:r>

--- a/tillsyn/A 59016-2024 tillsynsbegäran.docx
+++ b/tillsyn/A 59016-2024 tillsynsbegäran.docx
@@ -231,7 +231,7 @@
     <w:r>
       <w:tab/>
       <w:tab/>
-      <w:t>2025-02-27</w:t>
+      <w:t>2025-02-28</w:t>
       <w:br/>
       <w:br/>
     </w:r>

--- a/tillsyn/A 59016-2024 tillsynsbegäran.docx
+++ b/tillsyn/A 59016-2024 tillsynsbegäran.docx
@@ -231,7 +231,7 @@
     <w:r>
       <w:tab/>
       <w:tab/>
-      <w:t>2025-02-28</w:t>
+      <w:t>2025-03-01</w:t>
       <w:br/>
       <w:br/>
     </w:r>

--- a/tillsyn/A 59016-2024 tillsynsbegäran.docx
+++ b/tillsyn/A 59016-2024 tillsynsbegäran.docx
@@ -231,7 +231,7 @@
     <w:r>
       <w:tab/>
       <w:tab/>
-      <w:t>2025-03-01</w:t>
+      <w:t>2025-03-02</w:t>
       <w:br/>
       <w:br/>
     </w:r>

--- a/tillsyn/A 59016-2024 tillsynsbegäran.docx
+++ b/tillsyn/A 59016-2024 tillsynsbegäran.docx
@@ -231,7 +231,7 @@
     <w:r>
       <w:tab/>
       <w:tab/>
-      <w:t>2025-03-02</w:t>
+      <w:t>2025-03-03</w:t>
       <w:br/>
       <w:br/>
     </w:r>

--- a/tillsyn/A 59016-2024 tillsynsbegäran.docx
+++ b/tillsyn/A 59016-2024 tillsynsbegäran.docx
@@ -231,7 +231,7 @@
     <w:r>
       <w:tab/>
       <w:tab/>
-      <w:t>2025-03-03</w:t>
+      <w:t>2025-03-04</w:t>
       <w:br/>
       <w:br/>
     </w:r>

--- a/tillsyn/A 59016-2024 tillsynsbegäran.docx
+++ b/tillsyn/A 59016-2024 tillsynsbegäran.docx
@@ -231,7 +231,7 @@
     <w:r>
       <w:tab/>
       <w:tab/>
-      <w:t>2025-03-04</w:t>
+      <w:t>2025-03-05</w:t>
       <w:br/>
       <w:br/>
     </w:r>

--- a/tillsyn/A 59016-2024 tillsynsbegäran.docx
+++ b/tillsyn/A 59016-2024 tillsynsbegäran.docx
@@ -231,7 +231,7 @@
     <w:r>
       <w:tab/>
       <w:tab/>
-      <w:t>2025-03-05</w:t>
+      <w:t>2025-03-06</w:t>
       <w:br/>
       <w:br/>
     </w:r>

--- a/tillsyn/A 59016-2024 tillsynsbegäran.docx
+++ b/tillsyn/A 59016-2024 tillsynsbegäran.docx
@@ -231,7 +231,7 @@
     <w:r>
       <w:tab/>
       <w:tab/>
-      <w:t>2025-03-06</w:t>
+      <w:t>2025-03-07</w:t>
       <w:br/>
       <w:br/>
     </w:r>

--- a/tillsyn/A 59016-2024 tillsynsbegäran.docx
+++ b/tillsyn/A 59016-2024 tillsynsbegäran.docx
@@ -231,7 +231,7 @@
     <w:r>
       <w:tab/>
       <w:tab/>
-      <w:t>2025-03-07</w:t>
+      <w:t>2025-03-08</w:t>
       <w:br/>
       <w:br/>
     </w:r>

--- a/tillsyn/A 59016-2024 tillsynsbegäran.docx
+++ b/tillsyn/A 59016-2024 tillsynsbegäran.docx
@@ -231,7 +231,7 @@
     <w:r>
       <w:tab/>
       <w:tab/>
-      <w:t>2025-03-08</w:t>
+      <w:t>2025-03-09</w:t>
       <w:br/>
       <w:br/>
     </w:r>

--- a/tillsyn/A 59016-2024 tillsynsbegäran.docx
+++ b/tillsyn/A 59016-2024 tillsynsbegäran.docx
@@ -231,7 +231,7 @@
     <w:r>
       <w:tab/>
       <w:tab/>
-      <w:t>2025-03-09</w:t>
+      <w:t>2025-03-10</w:t>
       <w:br/>
       <w:br/>
     </w:r>

--- a/tillsyn/A 59016-2024 tillsynsbegäran.docx
+++ b/tillsyn/A 59016-2024 tillsynsbegäran.docx
@@ -231,7 +231,7 @@
     <w:r>
       <w:tab/>
       <w:tab/>
-      <w:t>2025-03-10</w:t>
+      <w:t>2025-03-11</w:t>
       <w:br/>
       <w:br/>
     </w:r>

--- a/tillsyn/A 59016-2024 tillsynsbegäran.docx
+++ b/tillsyn/A 59016-2024 tillsynsbegäran.docx
@@ -231,7 +231,7 @@
     <w:r>
       <w:tab/>
       <w:tab/>
-      <w:t>2025-03-11</w:t>
+      <w:t>2025-03-12</w:t>
       <w:br/>
       <w:br/>
     </w:r>

--- a/tillsyn/A 59016-2024 tillsynsbegäran.docx
+++ b/tillsyn/A 59016-2024 tillsynsbegäran.docx
@@ -231,7 +231,7 @@
     <w:r>
       <w:tab/>
       <w:tab/>
-      <w:t>2025-03-12</w:t>
+      <w:t>2025-03-13</w:t>
       <w:br/>
       <w:br/>
     </w:r>

--- a/tillsyn/A 59016-2024 tillsynsbegäran.docx
+++ b/tillsyn/A 59016-2024 tillsynsbegäran.docx
@@ -231,7 +231,7 @@
     <w:r>
       <w:tab/>
       <w:tab/>
-      <w:t>2025-03-13</w:t>
+      <w:t>2025-03-14</w:t>
       <w:br/>
       <w:br/>
     </w:r>

--- a/tillsyn/A 59016-2024 tillsynsbegäran.docx
+++ b/tillsyn/A 59016-2024 tillsynsbegäran.docx
@@ -231,7 +231,7 @@
     <w:r>
       <w:tab/>
       <w:tab/>
-      <w:t>2025-03-14</w:t>
+      <w:t>2025-03-15</w:t>
       <w:br/>
       <w:br/>
     </w:r>

--- a/tillsyn/A 59016-2024 tillsynsbegäran.docx
+++ b/tillsyn/A 59016-2024 tillsynsbegäran.docx
@@ -231,7 +231,7 @@
     <w:r>
       <w:tab/>
       <w:tab/>
-      <w:t>2025-03-15</w:t>
+      <w:t>2025-03-16</w:t>
       <w:br/>
       <w:br/>
     </w:r>

--- a/tillsyn/A 59016-2024 tillsynsbegäran.docx
+++ b/tillsyn/A 59016-2024 tillsynsbegäran.docx
@@ -231,7 +231,7 @@
     <w:r>
       <w:tab/>
       <w:tab/>
-      <w:t>2025-03-16</w:t>
+      <w:t>2025-03-17</w:t>
       <w:br/>
       <w:br/>
     </w:r>

--- a/tillsyn/A 59016-2024 tillsynsbegäran.docx
+++ b/tillsyn/A 59016-2024 tillsynsbegäran.docx
@@ -231,7 +231,7 @@
     <w:r>
       <w:tab/>
       <w:tab/>
-      <w:t>2025-03-17</w:t>
+      <w:t>2025-03-18</w:t>
       <w:br/>
       <w:br/>
     </w:r>

--- a/tillsyn/A 59016-2024 tillsynsbegäran.docx
+++ b/tillsyn/A 59016-2024 tillsynsbegäran.docx
@@ -231,7 +231,7 @@
     <w:r>
       <w:tab/>
       <w:tab/>
-      <w:t>2025-03-18</w:t>
+      <w:t>2025-03-19</w:t>
       <w:br/>
       <w:br/>
     </w:r>

--- a/tillsyn/A 59016-2024 tillsynsbegäran.docx
+++ b/tillsyn/A 59016-2024 tillsynsbegäran.docx
@@ -231,7 +231,7 @@
     <w:r>
       <w:tab/>
       <w:tab/>
-      <w:t>2025-03-19</w:t>
+      <w:t>2025-03-20</w:t>
       <w:br/>
       <w:br/>
     </w:r>

--- a/tillsyn/A 59016-2024 tillsynsbegäran.docx
+++ b/tillsyn/A 59016-2024 tillsynsbegäran.docx
@@ -231,7 +231,7 @@
     <w:r>
       <w:tab/>
       <w:tab/>
-      <w:t>2025-03-20</w:t>
+      <w:t>2025-03-21</w:t>
       <w:br/>
       <w:br/>
     </w:r>

--- a/tillsyn/A 59016-2024 tillsynsbegäran.docx
+++ b/tillsyn/A 59016-2024 tillsynsbegäran.docx
@@ -231,7 +231,7 @@
     <w:r>
       <w:tab/>
       <w:tab/>
-      <w:t>2025-03-21</w:t>
+      <w:t>2025-03-22</w:t>
       <w:br/>
       <w:br/>
     </w:r>

--- a/tillsyn/A 59016-2024 tillsynsbegäran.docx
+++ b/tillsyn/A 59016-2024 tillsynsbegäran.docx
@@ -231,7 +231,7 @@
     <w:r>
       <w:tab/>
       <w:tab/>
-      <w:t>2025-03-22</w:t>
+      <w:t>2025-03-23</w:t>
       <w:br/>
       <w:br/>
     </w:r>

--- a/tillsyn/A 59016-2024 tillsynsbegäran.docx
+++ b/tillsyn/A 59016-2024 tillsynsbegäran.docx
@@ -231,7 +231,7 @@
     <w:r>
       <w:tab/>
       <w:tab/>
-      <w:t>2025-03-23</w:t>
+      <w:t>2025-03-24</w:t>
       <w:br/>
       <w:br/>
     </w:r>

--- a/tillsyn/A 59016-2024 tillsynsbegäran.docx
+++ b/tillsyn/A 59016-2024 tillsynsbegäran.docx
@@ -231,7 +231,7 @@
     <w:r>
       <w:tab/>
       <w:tab/>
-      <w:t>2025-03-24</w:t>
+      <w:t>2025-03-25</w:t>
       <w:br/>
       <w:br/>
     </w:r>

--- a/tillsyn/A 59016-2024 tillsynsbegäran.docx
+++ b/tillsyn/A 59016-2024 tillsynsbegäran.docx
@@ -231,7 +231,7 @@
     <w:r>
       <w:tab/>
       <w:tab/>
-      <w:t>2025-03-25</w:t>
+      <w:t>2025-03-26</w:t>
       <w:br/>
       <w:br/>
     </w:r>

--- a/tillsyn/A 59016-2024 tillsynsbegäran.docx
+++ b/tillsyn/A 59016-2024 tillsynsbegäran.docx
@@ -231,7 +231,7 @@
     <w:r>
       <w:tab/>
       <w:tab/>
-      <w:t>2025-03-26</w:t>
+      <w:t>2025-03-27</w:t>
       <w:br/>
       <w:br/>
     </w:r>

--- a/tillsyn/A 59016-2024 tillsynsbegäran.docx
+++ b/tillsyn/A 59016-2024 tillsynsbegäran.docx
@@ -231,7 +231,7 @@
     <w:r>
       <w:tab/>
       <w:tab/>
-      <w:t>2025-03-27</w:t>
+      <w:t>2025-03-28</w:t>
       <w:br/>
       <w:br/>
     </w:r>

--- a/tillsyn/A 59016-2024 tillsynsbegäran.docx
+++ b/tillsyn/A 59016-2024 tillsynsbegäran.docx
@@ -231,7 +231,7 @@
     <w:r>
       <w:tab/>
       <w:tab/>
-      <w:t>2025-03-28</w:t>
+      <w:t>2025-03-29</w:t>
       <w:br/>
       <w:br/>
     </w:r>

--- a/tillsyn/A 59016-2024 tillsynsbegäran.docx
+++ b/tillsyn/A 59016-2024 tillsynsbegäran.docx
@@ -231,7 +231,7 @@
     <w:r>
       <w:tab/>
       <w:tab/>
-      <w:t>2025-04-02</w:t>
+      <w:t>2025-04-03</w:t>
       <w:br/>
       <w:br/>
     </w:r>

--- a/tillsyn/A 59016-2024 tillsynsbegäran.docx
+++ b/tillsyn/A 59016-2024 tillsynsbegäran.docx
@@ -231,7 +231,7 @@
     <w:r>
       <w:tab/>
       <w:tab/>
-      <w:t>2025-04-03</w:t>
+      <w:t>2025-04-05</w:t>
       <w:br/>
       <w:br/>
     </w:r>

--- a/tillsyn/A 59016-2024 tillsynsbegäran.docx
+++ b/tillsyn/A 59016-2024 tillsynsbegäran.docx
@@ -231,7 +231,7 @@
     <w:r>
       <w:tab/>
       <w:tab/>
-      <w:t>2025-04-05</w:t>
+      <w:t>2025-04-06</w:t>
       <w:br/>
       <w:br/>
     </w:r>

--- a/tillsyn/A 59016-2024 tillsynsbegäran.docx
+++ b/tillsyn/A 59016-2024 tillsynsbegäran.docx
@@ -231,7 +231,7 @@
     <w:r>
       <w:tab/>
       <w:tab/>
-      <w:t>2025-04-06</w:t>
+      <w:t>2025-04-07</w:t>
       <w:br/>
       <w:br/>
     </w:r>

--- a/tillsyn/A 59016-2024 tillsynsbegäran.docx
+++ b/tillsyn/A 59016-2024 tillsynsbegäran.docx
@@ -231,7 +231,7 @@
     <w:r>
       <w:tab/>
       <w:tab/>
-      <w:t>2025-04-07</w:t>
+      <w:t>2025-04-08</w:t>
       <w:br/>
       <w:br/>
     </w:r>

--- a/tillsyn/A 59016-2024 tillsynsbegäran.docx
+++ b/tillsyn/A 59016-2024 tillsynsbegäran.docx
@@ -231,7 +231,7 @@
     <w:r>
       <w:tab/>
       <w:tab/>
-      <w:t>2025-04-08</w:t>
+      <w:t>2025-04-09</w:t>
       <w:br/>
       <w:br/>
     </w:r>

--- a/tillsyn/A 59016-2024 tillsynsbegäran.docx
+++ b/tillsyn/A 59016-2024 tillsynsbegäran.docx
@@ -22,7 +22,7 @@
     </w:p>
     <w:p>
       <w:r>
-        <w:t>Nedan beskrivs fynd av naturvårdsarter och fridlysta arter som gjorts i det avverkningsanmälda området.</w:t>
+        <w:t>Nedan beskrivs fynd av naturvårdsarter och fridlysta arter som gjorts i det avverkningsanmälda området. I BILAGA 1 finns artfakta om fridlysta arter.</w:t>
       </w:r>
     </w:p>
     <w:p>
@@ -103,6 +103,144 @@
         <w:t>Följande fridlysta arter har sina livsmiljöer och växtplatser i den avverkningsanmälda skogen: fransfladdermus (NT, §4a), nordfladdermus (NT, §4a) och vattenfladdermus (§4a).</w:t>
       </w:r>
     </w:p>
+    <w:p>
+      <w:r>
+        <w:rPr>
+          <w:b/>
+        </w:rPr>
+        <w:t>Fransfladdermus (NT, §4a)</w:t>
+      </w:r>
+      <w:r>
+        <w:t xml:space="preserve"> omfattas av bilaga 4 EU:s art- och habitatdirektiv vilket innebär ett strikt skydd för arten och dess livsmiljöer. Arten är känslig för fragmentering av skogsbiotoper och undviker att passera öppna områden. Avverkning av hålträd, dränering, minskad biotopvariation, till exempel igenplantering av ängs- och hagmark påverkar arten negativt och det är viktigt att bevara ett varierat landskap med inslag av sumpskogar och lövrika skogar intill vatten och vattendrag (SLU Artdatabanken, 2024).</w:t>
+      </w:r>
+    </w:p>
+    <w:p>
+      <w:r>
+        <w:rPr>
+          <w:b/>
+        </w:rPr>
+        <w:t>Nordfladdermus (NT, §4a)</w:t>
+      </w:r>
+      <w:r>
+        <w:t xml:space="preserve"> omfattas av bilaga 4 EU:s art- och habitatdirektiv vilket innebär ett strikt skydd där arten och dess livsmiljöer ska bevaras. Nordfladdermus föredrar variationsrik skog med förekomst av sjöar, vattendrag och våtmarker och hittas framförallt i halvöppna miljöer som trädbärande beteshagar och i kantzoner mellan skog och odlingsmark. Den undviker stora öppna områden som stora hyggen och större sammanhängande planteringar vilket minskar längden bryn och landskapets heterogenitet och därmed födotillgången och mängden lämpliga jaktplatser. Skogsbruksåtgärder som leder till minskad förekomst av äldre, gles skog och då särskilt tillgång på hålträd och träd med löst sittande bark kan leda till brist på koloniplatser och viloplatser. Nordfladdermus har minskat med 27,5 (5–50) % under de senaste 21 åren och minskningstakten för den svenska populationen bedöms vara nära gränsvärdet för Sårbar (VU). (A2bc) (SLU Artdatabanken, 2024; Skogsstyrelsen, 2016).</w:t>
+      </w:r>
+    </w:p>
+    <w:p>
+      <w:r>
+        <w:t>I BILAGA 1 finns mer detaljerad information om ekologi samt krav på livsmiljö hos fridlysta arter.</w:t>
+      </w:r>
+    </w:p>
+    <w:p>
+      <w:r>
+        <w:br w:type="page"/>
+      </w:r>
+    </w:p>
+    <w:p>
+      <w:pPr>
+        <w:pStyle w:val="Title"/>
+      </w:pPr>
+      <w:r>
+        <w:t>BILAGA 1 – Fridlysta arter</w:t>
+      </w:r>
+    </w:p>
+    <w:p>
+      <w:pPr>
+        <w:pStyle w:val="Heading1"/>
+      </w:pPr>
+      <w:r>
+        <w:t>Fransfladdermus – ekologi samt krav på livsmiljön</w:t>
+      </w:r>
+    </w:p>
+    <w:p>
+      <w:r>
+        <w:t>Fransfladdermus (NT, §4a) omfattas av bilaga 4 EU:s art- och habitatdirektiv vilket innebär ett strikt skydd för arten och dess livsmiljöer. Arten är skogslevande och undviker att flyga i öppna områden. Den förekommer i barr- och lövskog, ofta nära vattendrag eller sumpskog. Den föredrar lite blötare lövrik skog, men påträffas även i trädgårdar och parker, ibland också i lövrika hagmarker (SLU Artdatabanken, 2024).</w:t>
+      </w:r>
+    </w:p>
+    <w:p>
+      <w:r>
+        <w:t>Arten är känslig för fragmentering av skogsbiotoper och undviker att passera öppna områden. Avverkning av hålträd, dränering, minskad biotopvariation, till exempel igenplantering av ängs- och hagmark påverkar arten negativt. Gamla träd med grov bark, skador, håligheter eller döda delar bör lämnas och yngre träd (efterträdare) tillåtas finnas kvar och åldras för att säkra framtida förekomst av lämpliga yngelmiljöer. För fransfladdermus är det särskilt värdefullt att bevara eller skapa lövrika skogar vid vattendrag och sumpskogar med många ihåliga träd samt bevara äldre byggnader som gamla kvarnar och andra byggnader med valvgångar, kanaler och stenbroar mm (SLU Artdatabanken, 2024).</w:t>
+      </w:r>
+    </w:p>
+    <w:p>
+      <w:r>
+        <w:t>Under året utnyttjar fladdermöss många olika miljöer och ett effektivt bevarandearbete måste därför utgå från ett landskapsekologiskt perspektiv. Ett varierat landskap med hög andel äldre lövträd, småvatten, sumpskogar, öppna våtmarker, ängar och betesmarker gynnar insektsproduktion vilket skapar förutsättningar för fladdermöss att hitta tillräckligt med föda (SLU Artdatabanken, 2024).</w:t>
+      </w:r>
+    </w:p>
+    <w:p>
+      <w:pPr>
+        <w:pStyle w:val="Heading2"/>
+      </w:pPr>
+      <w:r>
+        <w:t>Referenser – fransfladdermus</w:t>
+      </w:r>
+    </w:p>
+    <w:p>
+      <w:r>
+        <w:t>SLU Artdatabanken, 2024.</w:t>
+      </w:r>
+      <w:r>
+        <w:rPr>
+          <w:i/>
+        </w:rPr>
+        <w:t xml:space="preserve"> Artfakta: fransfladdermus (Myotis nattereri)</w:t>
+      </w:r>
+      <w:r>
+        <w:t>.</w:t>
+      </w:r>
+    </w:p>
+    <w:p>
+      <w:pPr>
+        <w:pStyle w:val="Heading1"/>
+      </w:pPr>
+      <w:r>
+        <w:t>Nordfladdermus – ekologi samt krav på livsmiljön</w:t>
+      </w:r>
+    </w:p>
+    <w:p>
+      <w:r>
+        <w:t>Nordfladdermus (NT, §4a) omfattas av bilaga 4 EU:s art- och habitatdirektiv vilket innebär ett strikt skydd för arten och dess livsmiljöer. Arten har minskat med 27,5 (5–50) % under de senaste 21 åren och minskningstakten för den svenska populationen bedöms vara nära gränsvärdet för Sårbar (VU). (A2bc) (SLU Artdatabanken, 2024).</w:t>
+      </w:r>
+    </w:p>
+    <w:p>
+      <w:r>
+        <w:t>Nordfladdermus föredrar variationsrik skog med förekomst av sjöar, vattendrag och våtmarker och hittas framförallt i halvöppna miljöer som trädbärande beteshagar och i kantzoner mellan skog och odlingsmark. Den undviker stora öppna områden som stora hyggen och större sammanhängande planteringar vilket minskar längden bryn och landskapets heterogenitet och därmed födotillgången och mängden lämpliga jaktplatser. Skogsbruksåtgärder som leder till minskad förekomst av äldre, gles skog och då särskilt tillgång på hålträd och träd med löst sittande bark kan leda till brist på koloniplatser och viloplatser (SLU Artdatabanken, 2024; Skogsstyrelsen, 2016).</w:t>
+      </w:r>
+    </w:p>
+    <w:p>
+      <w:r>
+        <w:t>Fladdermöss är beroende av hänsyn på landskapsnivå och det är viktigt att alla typer av vatten och våtmarker samt fuktiga skogspartier återställs och bevaras. Sväm- och sumpskog ska alltid sparas, och äldre lövmiljöer bör alltid sparas för födosök, koloniplatser och viloplatser. Utöver kantzoner mot vatten och våtmarker bör tillräckligt breda skyddszoner av uppväxt skog sparas för att skapa och bevara vindskyddade födosöksmiljöer. Genom att binda samman befintliga skogsbestånd med korridorer av uppvuxen skog skapas ett fladdermusvänligt landskap (SLU Artdatabanken, 2024; Skogsstyrelsen, 2016).</w:t>
+      </w:r>
+    </w:p>
+    <w:p>
+      <w:pPr>
+        <w:pStyle w:val="Heading2"/>
+      </w:pPr>
+      <w:r>
+        <w:t>Referenser – nordfladdermus</w:t>
+      </w:r>
+    </w:p>
+    <w:p>
+      <w:r>
+        <w:t xml:space="preserve">Skogsstyrelsen, 2016. </w:t>
+      </w:r>
+      <w:r>
+        <w:rPr>
+          <w:i/>
+        </w:rPr>
+        <w:t>Vägledning för hänsyn till nordfladdermus.</w:t>
+      </w:r>
+    </w:p>
+    <w:p>
+      <w:r>
+        <w:t>SLU Artdatabanken, 2024.</w:t>
+      </w:r>
+      <w:r>
+        <w:rPr>
+          <w:i/>
+        </w:rPr>
+        <w:t xml:space="preserve">  Artfakta: nordfladdermus (Eptesicus nilssonii).</w:t>
+      </w:r>
+    </w:p>
     <w:sectPr>
       <w:headerReference w:type="even" r:id="rId8"/>
       <w:headerReference w:type="default" r:id="rId9"/>
@@ -231,7 +369,7 @@
     <w:r>
       <w:tab/>
       <w:tab/>
-      <w:t>2025-04-09</w:t>
+      <w:t>2025-04-10</w:t>
       <w:br/>
       <w:br/>
     </w:r>

--- a/tillsyn/A 59016-2024 tillsynsbegäran.docx
+++ b/tillsyn/A 59016-2024 tillsynsbegäran.docx
@@ -187,6 +187,15 @@
       <w:r>
         <w:t>.</w:t>
       </w:r>
+      <w:r>
+        <w:rPr>
+          <w:i/>
+        </w:rPr>
+        <w:t xml:space="preserve"> </w:t>
+      </w:r>
+      <w:r>
+        <w:t>https://artfakta.se/taxa/100087</w:t>
+      </w:r>
     </w:p>
     <w:p>
       <w:pPr>
@@ -227,7 +236,10 @@
         <w:rPr>
           <w:i/>
         </w:rPr>
-        <w:t>Vägledning för hänsyn till nordfladdermus.</w:t>
+        <w:t xml:space="preserve">Vägledning för hänsyn till nordfladdermus. </w:t>
+      </w:r>
+      <w:r>
+        <w:t>Vägledningar och kunskapsstöd artskydd - Skogsstyrelsen</w:t>
       </w:r>
     </w:p>
     <w:p>
@@ -238,7 +250,10 @@
         <w:rPr>
           <w:i/>
         </w:rPr>
-        <w:t xml:space="preserve">  Artfakta: nordfladdermus (Eptesicus nilssonii).</w:t>
+        <w:t xml:space="preserve">  Artfakta: nordfladdermus (Eptesicus nilssonii). </w:t>
+      </w:r>
+      <w:r>
+        <w:t>https://artfakta.se/taxa/205998</w:t>
       </w:r>
     </w:p>
     <w:sectPr>
@@ -369,7 +384,7 @@
     <w:r>
       <w:tab/>
       <w:tab/>
-      <w:t>2025-04-10</w:t>
+      <w:t>2025-04-11</w:t>
       <w:br/>
       <w:br/>
     </w:r>

--- a/tillsyn/A 59016-2024 tillsynsbegäran.docx
+++ b/tillsyn/A 59016-2024 tillsynsbegäran.docx
@@ -384,7 +384,7 @@
     <w:r>
       <w:tab/>
       <w:tab/>
-      <w:t>2025-04-11</w:t>
+      <w:t>2025-04-12</w:t>
       <w:br/>
       <w:br/>
     </w:r>

--- a/tillsyn/A 59016-2024 tillsynsbegäran.docx
+++ b/tillsyn/A 59016-2024 tillsynsbegäran.docx
@@ -384,7 +384,7 @@
     <w:r>
       <w:tab/>
       <w:tab/>
-      <w:t>2025-04-12</w:t>
+      <w:t>2025-04-13</w:t>
       <w:br/>
       <w:br/>
     </w:r>

--- a/tillsyn/A 59016-2024 tillsynsbegäran.docx
+++ b/tillsyn/A 59016-2024 tillsynsbegäran.docx
@@ -384,7 +384,7 @@
     <w:r>
       <w:tab/>
       <w:tab/>
-      <w:t>2025-04-13</w:t>
+      <w:t>2025-04-14</w:t>
       <w:br/>
       <w:br/>
     </w:r>

--- a/tillsyn/A 59016-2024 tillsynsbegäran.docx
+++ b/tillsyn/A 59016-2024 tillsynsbegäran.docx
@@ -384,7 +384,7 @@
     <w:r>
       <w:tab/>
       <w:tab/>
-      <w:t>2025-04-14</w:t>
+      <w:t>2025-04-15</w:t>
       <w:br/>
       <w:br/>
     </w:r>

--- a/tillsyn/A 59016-2024 tillsynsbegäran.docx
+++ b/tillsyn/A 59016-2024 tillsynsbegäran.docx
@@ -384,7 +384,7 @@
     <w:r>
       <w:tab/>
       <w:tab/>
-      <w:t>2025-04-15</w:t>
+      <w:t>2025-04-16</w:t>
       <w:br/>
       <w:br/>
     </w:r>

--- a/tillsyn/A 59016-2024 tillsynsbegäran.docx
+++ b/tillsyn/A 59016-2024 tillsynsbegäran.docx
@@ -384,7 +384,7 @@
     <w:r>
       <w:tab/>
       <w:tab/>
-      <w:t>2025-04-16</w:t>
+      <w:t>2025-04-17</w:t>
       <w:br/>
       <w:br/>
     </w:r>

--- a/tillsyn/A 59016-2024 tillsynsbegäran.docx
+++ b/tillsyn/A 59016-2024 tillsynsbegäran.docx
@@ -384,7 +384,7 @@
     <w:r>
       <w:tab/>
       <w:tab/>
-      <w:t>2025-04-17</w:t>
+      <w:t>2025-04-18</w:t>
       <w:br/>
       <w:br/>
     </w:r>

--- a/tillsyn/A 59016-2024 tillsynsbegäran.docx
+++ b/tillsyn/A 59016-2024 tillsynsbegäran.docx
@@ -384,7 +384,7 @@
     <w:r>
       <w:tab/>
       <w:tab/>
-      <w:t>2025-04-18</w:t>
+      <w:t>2025-04-19</w:t>
       <w:br/>
       <w:br/>
     </w:r>

--- a/tillsyn/A 59016-2024 tillsynsbegäran.docx
+++ b/tillsyn/A 59016-2024 tillsynsbegäran.docx
@@ -384,7 +384,7 @@
     <w:r>
       <w:tab/>
       <w:tab/>
-      <w:t>2025-05-03</w:t>
+      <w:t>2025-05-04</w:t>
       <w:br/>
       <w:br/>
     </w:r>

--- a/tillsyn/A 59016-2024 tillsynsbegäran.docx
+++ b/tillsyn/A 59016-2024 tillsynsbegäran.docx
@@ -384,7 +384,7 @@
     <w:r>
       <w:tab/>
       <w:tab/>
-      <w:t>2025-05-04</w:t>
+      <w:t>2025-05-06</w:t>
       <w:br/>
       <w:br/>
     </w:r>

--- a/tillsyn/A 59016-2024 tillsynsbegäran.docx
+++ b/tillsyn/A 59016-2024 tillsynsbegäran.docx
@@ -384,7 +384,7 @@
     <w:r>
       <w:tab/>
       <w:tab/>
-      <w:t>2025-05-06</w:t>
+      <w:t>2025-05-07</w:t>
       <w:br/>
       <w:br/>
     </w:r>

--- a/tillsyn/A 59016-2024 tillsynsbegäran.docx
+++ b/tillsyn/A 59016-2024 tillsynsbegäran.docx
@@ -384,7 +384,7 @@
     <w:r>
       <w:tab/>
       <w:tab/>
-      <w:t>2025-05-07</w:t>
+      <w:t>2025-05-08</w:t>
       <w:br/>
       <w:br/>
     </w:r>

--- a/tillsyn/A 59016-2024 tillsynsbegäran.docx
+++ b/tillsyn/A 59016-2024 tillsynsbegäran.docx
@@ -384,7 +384,7 @@
     <w:r>
       <w:tab/>
       <w:tab/>
-      <w:t>2025-05-08</w:t>
+      <w:t>2025-05-09</w:t>
       <w:br/>
       <w:br/>
     </w:r>

--- a/tillsyn/A 59016-2024 tillsynsbegäran.docx
+++ b/tillsyn/A 59016-2024 tillsynsbegäran.docx
@@ -384,7 +384,7 @@
     <w:r>
       <w:tab/>
       <w:tab/>
-      <w:t>2025-05-09</w:t>
+      <w:t>2025-05-10</w:t>
       <w:br/>
       <w:br/>
     </w:r>

--- a/tillsyn/A 59016-2024 tillsynsbegäran.docx
+++ b/tillsyn/A 59016-2024 tillsynsbegäran.docx
@@ -384,7 +384,7 @@
     <w:r>
       <w:tab/>
       <w:tab/>
-      <w:t>2025-05-10</w:t>
+      <w:t>2025-05-11</w:t>
       <w:br/>
       <w:br/>
     </w:r>

--- a/tillsyn/A 59016-2024 tillsynsbegäran.docx
+++ b/tillsyn/A 59016-2024 tillsynsbegäran.docx
@@ -384,7 +384,7 @@
     <w:r>
       <w:tab/>
       <w:tab/>
-      <w:t>2025-05-11</w:t>
+      <w:t>2025-05-12</w:t>
       <w:br/>
       <w:br/>
     </w:r>

--- a/tillsyn/A 59016-2024 tillsynsbegäran.docx
+++ b/tillsyn/A 59016-2024 tillsynsbegäran.docx
@@ -384,7 +384,7 @@
     <w:r>
       <w:tab/>
       <w:tab/>
-      <w:t>2025-05-12</w:t>
+      <w:t>2025-05-13</w:t>
       <w:br/>
       <w:br/>
     </w:r>

--- a/tillsyn/A 59016-2024 tillsynsbegäran.docx
+++ b/tillsyn/A 59016-2024 tillsynsbegäran.docx
@@ -384,7 +384,7 @@
     <w:r>
       <w:tab/>
       <w:tab/>
-      <w:t>2025-05-13</w:t>
+      <w:t>2025-05-14</w:t>
       <w:br/>
       <w:br/>
     </w:r>

--- a/tillsyn/A 59016-2024 tillsynsbegäran.docx
+++ b/tillsyn/A 59016-2024 tillsynsbegäran.docx
@@ -384,7 +384,7 @@
     <w:r>
       <w:tab/>
       <w:tab/>
-      <w:t>2025-05-14</w:t>
+      <w:t>2025-05-15</w:t>
       <w:br/>
       <w:br/>
     </w:r>

--- a/tillsyn/A 59016-2024 tillsynsbegäran.docx
+++ b/tillsyn/A 59016-2024 tillsynsbegäran.docx
@@ -384,7 +384,7 @@
     <w:r>
       <w:tab/>
       <w:tab/>
-      <w:t>2025-05-15</w:t>
+      <w:t>2025-05-16</w:t>
       <w:br/>
       <w:br/>
     </w:r>

--- a/tillsyn/A 59016-2024 tillsynsbegäran.docx
+++ b/tillsyn/A 59016-2024 tillsynsbegäran.docx
@@ -384,7 +384,7 @@
     <w:r>
       <w:tab/>
       <w:tab/>
-      <w:t>2025-05-16</w:t>
+      <w:t>2025-05-17</w:t>
       <w:br/>
       <w:br/>
     </w:r>

--- a/tillsyn/A 59016-2024 tillsynsbegäran.docx
+++ b/tillsyn/A 59016-2024 tillsynsbegäran.docx
@@ -384,7 +384,7 @@
     <w:r>
       <w:tab/>
       <w:tab/>
-      <w:t>2025-05-17</w:t>
+      <w:t>2025-05-18</w:t>
       <w:br/>
       <w:br/>
     </w:r>

--- a/tillsyn/A 59016-2024 tillsynsbegäran.docx
+++ b/tillsyn/A 59016-2024 tillsynsbegäran.docx
@@ -384,7 +384,7 @@
     <w:r>
       <w:tab/>
       <w:tab/>
-      <w:t>2025-05-18</w:t>
+      <w:t>2025-05-19</w:t>
       <w:br/>
       <w:br/>
     </w:r>

--- a/tillsyn/A 59016-2024 tillsynsbegäran.docx
+++ b/tillsyn/A 59016-2024 tillsynsbegäran.docx
@@ -384,7 +384,7 @@
     <w:r>
       <w:tab/>
       <w:tab/>
-      <w:t>2025-05-19</w:t>
+      <w:t>2025-05-20</w:t>
       <w:br/>
       <w:br/>
     </w:r>

--- a/tillsyn/A 59016-2024 tillsynsbegäran.docx
+++ b/tillsyn/A 59016-2024 tillsynsbegäran.docx
@@ -384,7 +384,7 @@
     <w:r>
       <w:tab/>
       <w:tab/>
-      <w:t>2025-05-20</w:t>
+      <w:t>2025-05-21</w:t>
       <w:br/>
       <w:br/>
     </w:r>

--- a/tillsyn/A 59016-2024 tillsynsbegäran.docx
+++ b/tillsyn/A 59016-2024 tillsynsbegäran.docx
@@ -384,7 +384,7 @@
     <w:r>
       <w:tab/>
       <w:tab/>
-      <w:t>2025-05-21</w:t>
+      <w:t>2025-05-22</w:t>
       <w:br/>
       <w:br/>
     </w:r>

--- a/tillsyn/A 59016-2024 tillsynsbegäran.docx
+++ b/tillsyn/A 59016-2024 tillsynsbegäran.docx
@@ -384,7 +384,7 @@
     <w:r>
       <w:tab/>
       <w:tab/>
-      <w:t>2025-05-22</w:t>
+      <w:t>2025-05-23</w:t>
       <w:br/>
       <w:br/>
     </w:r>

--- a/tillsyn/A 59016-2024 tillsynsbegäran.docx
+++ b/tillsyn/A 59016-2024 tillsynsbegäran.docx
@@ -384,7 +384,7 @@
     <w:r>
       <w:tab/>
       <w:tab/>
-      <w:t>2025-05-23</w:t>
+      <w:t>2025-05-24</w:t>
       <w:br/>
       <w:br/>
     </w:r>

--- a/tillsyn/A 59016-2024 tillsynsbegäran.docx
+++ b/tillsyn/A 59016-2024 tillsynsbegäran.docx
@@ -384,7 +384,7 @@
     <w:r>
       <w:tab/>
       <w:tab/>
-      <w:t>2025-05-24</w:t>
+      <w:t>2025-05-25</w:t>
       <w:br/>
       <w:br/>
     </w:r>

--- a/tillsyn/A 59016-2024 tillsynsbegäran.docx
+++ b/tillsyn/A 59016-2024 tillsynsbegäran.docx
@@ -384,7 +384,7 @@
     <w:r>
       <w:tab/>
       <w:tab/>
-      <w:t>2025-05-25</w:t>
+      <w:t>2025-05-26</w:t>
       <w:br/>
       <w:br/>
     </w:r>

--- a/tillsyn/A 59016-2024 tillsynsbegäran.docx
+++ b/tillsyn/A 59016-2024 tillsynsbegäran.docx
@@ -384,7 +384,7 @@
     <w:r>
       <w:tab/>
       <w:tab/>
-      <w:t>2025-05-26</w:t>
+      <w:t>2025-05-27</w:t>
       <w:br/>
       <w:br/>
     </w:r>

--- a/tillsyn/A 59016-2024 tillsynsbegäran.docx
+++ b/tillsyn/A 59016-2024 tillsynsbegäran.docx
@@ -384,7 +384,7 @@
     <w:r>
       <w:tab/>
       <w:tab/>
-      <w:t>2025-05-27</w:t>
+      <w:t>2025-05-30</w:t>
       <w:br/>
       <w:br/>
     </w:r>

--- a/tillsyn/A 59016-2024 tillsynsbegäran.docx
+++ b/tillsyn/A 59016-2024 tillsynsbegäran.docx
@@ -384,7 +384,7 @@
     <w:r>
       <w:tab/>
       <w:tab/>
-      <w:t>2025-05-30</w:t>
+      <w:t>2025-06-01</w:t>
       <w:br/>
       <w:br/>
     </w:r>

--- a/tillsyn/A 59016-2024 tillsynsbegäran.docx
+++ b/tillsyn/A 59016-2024 tillsynsbegäran.docx
@@ -384,7 +384,7 @@
     <w:r>
       <w:tab/>
       <w:tab/>
-      <w:t>2025-06-01</w:t>
+      <w:t>2025-06-02</w:t>
       <w:br/>
       <w:br/>
     </w:r>

--- a/tillsyn/A 59016-2024 tillsynsbegäran.docx
+++ b/tillsyn/A 59016-2024 tillsynsbegäran.docx
@@ -384,7 +384,7 @@
     <w:r>
       <w:tab/>
       <w:tab/>
-      <w:t>2025-06-02</w:t>
+      <w:t>2025-06-03</w:t>
       <w:br/>
       <w:br/>
     </w:r>

--- a/tillsyn/A 59016-2024 tillsynsbegäran.docx
+++ b/tillsyn/A 59016-2024 tillsynsbegäran.docx
@@ -384,7 +384,7 @@
     <w:r>
       <w:tab/>
       <w:tab/>
-      <w:t>2025-06-03</w:t>
+      <w:t>2025-06-04</w:t>
       <w:br/>
       <w:br/>
     </w:r>

--- a/tillsyn/A 59016-2024 tillsynsbegäran.docx
+++ b/tillsyn/A 59016-2024 tillsynsbegäran.docx
@@ -384,7 +384,7 @@
     <w:r>
       <w:tab/>
       <w:tab/>
-      <w:t>2025-06-04</w:t>
+      <w:t>2025-06-05</w:t>
       <w:br/>
       <w:br/>
     </w:r>

--- a/tillsyn/A 59016-2024 tillsynsbegäran.docx
+++ b/tillsyn/A 59016-2024 tillsynsbegäran.docx
@@ -384,7 +384,7 @@
     <w:r>
       <w:tab/>
       <w:tab/>
-      <w:t>2025-06-13</w:t>
+      <w:t>2025-06-15</w:t>
       <w:br/>
       <w:br/>
     </w:r>

--- a/tillsyn/A 59016-2024 tillsynsbegäran.docx
+++ b/tillsyn/A 59016-2024 tillsynsbegäran.docx
@@ -384,7 +384,7 @@
     <w:r>
       <w:tab/>
       <w:tab/>
-      <w:t>2025-06-15</w:t>
+      <w:t>2025-06-16</w:t>
       <w:br/>
       <w:br/>
     </w:r>

--- a/tillsyn/A 59016-2024 tillsynsbegäran.docx
+++ b/tillsyn/A 59016-2024 tillsynsbegäran.docx
@@ -384,7 +384,7 @@
     <w:r>
       <w:tab/>
       <w:tab/>
-      <w:t>2025-06-16</w:t>
+      <w:t>2025-06-17</w:t>
       <w:br/>
       <w:br/>
     </w:r>

--- a/tillsyn/A 59016-2024 tillsynsbegäran.docx
+++ b/tillsyn/A 59016-2024 tillsynsbegäran.docx
@@ -384,7 +384,7 @@
     <w:r>
       <w:tab/>
       <w:tab/>
-      <w:t>2025-06-17</w:t>
+      <w:t>2025-06-18</w:t>
       <w:br/>
       <w:br/>
     </w:r>

--- a/tillsyn/A 59016-2024 tillsynsbegäran.docx
+++ b/tillsyn/A 59016-2024 tillsynsbegäran.docx
@@ -384,7 +384,7 @@
     <w:r>
       <w:tab/>
       <w:tab/>
-      <w:t>2025-06-18</w:t>
+      <w:t>2025-06-19</w:t>
       <w:br/>
       <w:br/>
     </w:r>

--- a/tillsyn/A 59016-2024 tillsynsbegäran.docx
+++ b/tillsyn/A 59016-2024 tillsynsbegäran.docx
@@ -384,7 +384,7 @@
     <w:r>
       <w:tab/>
       <w:tab/>
-      <w:t>2025-06-19</w:t>
+      <w:t>2025-06-20</w:t>
       <w:br/>
       <w:br/>
     </w:r>

--- a/tillsyn/A 59016-2024 tillsynsbegäran.docx
+++ b/tillsyn/A 59016-2024 tillsynsbegäran.docx
@@ -384,7 +384,7 @@
     <w:r>
       <w:tab/>
       <w:tab/>
-      <w:t>2025-06-20</w:t>
+      <w:t>2025-06-21</w:t>
       <w:br/>
       <w:br/>
     </w:r>

--- a/tillsyn/A 59016-2024 tillsynsbegäran.docx
+++ b/tillsyn/A 59016-2024 tillsynsbegäran.docx
@@ -384,7 +384,7 @@
     <w:r>
       <w:tab/>
       <w:tab/>
-      <w:t>2025-06-21</w:t>
+      <w:t>2025-06-22</w:t>
       <w:br/>
       <w:br/>
     </w:r>

--- a/tillsyn/A 59016-2024 tillsynsbegäran.docx
+++ b/tillsyn/A 59016-2024 tillsynsbegäran.docx
@@ -384,7 +384,7 @@
     <w:r>
       <w:tab/>
       <w:tab/>
-      <w:t>2025-06-22</w:t>
+      <w:t>2025-06-23</w:t>
       <w:br/>
       <w:br/>
     </w:r>

--- a/tillsyn/A 59016-2024 tillsynsbegäran.docx
+++ b/tillsyn/A 59016-2024 tillsynsbegäran.docx
@@ -384,7 +384,7 @@
     <w:r>
       <w:tab/>
       <w:tab/>
-      <w:t>2025-06-23</w:t>
+      <w:t>2025-06-24</w:t>
       <w:br/>
       <w:br/>
     </w:r>

--- a/tillsyn/A 59016-2024 tillsynsbegäran.docx
+++ b/tillsyn/A 59016-2024 tillsynsbegäran.docx
@@ -384,7 +384,7 @@
     <w:r>
       <w:tab/>
       <w:tab/>
-      <w:t>2025-06-24</w:t>
+      <w:t>2025-06-25</w:t>
       <w:br/>
       <w:br/>
     </w:r>

--- a/tillsyn/A 59016-2024 tillsynsbegäran.docx
+++ b/tillsyn/A 59016-2024 tillsynsbegäran.docx
@@ -384,7 +384,7 @@
     <w:r>
       <w:tab/>
       <w:tab/>
-      <w:t>2025-06-25</w:t>
+      <w:t>2025-06-26</w:t>
       <w:br/>
       <w:br/>
     </w:r>

--- a/tillsyn/A 59016-2024 tillsynsbegäran.docx
+++ b/tillsyn/A 59016-2024 tillsynsbegäran.docx
@@ -384,7 +384,7 @@
     <w:r>
       <w:tab/>
       <w:tab/>
-      <w:t>2025-06-26</w:t>
+      <w:t>2025-06-27</w:t>
       <w:br/>
       <w:br/>
     </w:r>

--- a/tillsyn/A 59016-2024 tillsynsbegäran.docx
+++ b/tillsyn/A 59016-2024 tillsynsbegäran.docx
@@ -384,7 +384,7 @@
     <w:r>
       <w:tab/>
       <w:tab/>
-      <w:t>2025-06-27</w:t>
+      <w:t>2025-06-28</w:t>
       <w:br/>
       <w:br/>
     </w:r>

--- a/tillsyn/A 59016-2024 tillsynsbegäran.docx
+++ b/tillsyn/A 59016-2024 tillsynsbegäran.docx
@@ -384,7 +384,7 @@
     <w:r>
       <w:tab/>
       <w:tab/>
-      <w:t>2025-06-28</w:t>
+      <w:t>2025-06-29</w:t>
       <w:br/>
       <w:br/>
     </w:r>

--- a/tillsyn/A 59016-2024 tillsynsbegäran.docx
+++ b/tillsyn/A 59016-2024 tillsynsbegäran.docx
@@ -384,7 +384,7 @@
     <w:r>
       <w:tab/>
       <w:tab/>
-      <w:t>2025-06-29</w:t>
+      <w:t>2025-06-30</w:t>
       <w:br/>
       <w:br/>
     </w:r>

--- a/tillsyn/A 59016-2024 tillsynsbegäran.docx
+++ b/tillsyn/A 59016-2024 tillsynsbegäran.docx
@@ -384,7 +384,7 @@
     <w:r>
       <w:tab/>
       <w:tab/>
-      <w:t>2025-06-30</w:t>
+      <w:t>2025-07-01</w:t>
       <w:br/>
       <w:br/>
     </w:r>

--- a/tillsyn/A 59016-2024 tillsynsbegäran.docx
+++ b/tillsyn/A 59016-2024 tillsynsbegäran.docx
@@ -384,7 +384,7 @@
     <w:r>
       <w:tab/>
       <w:tab/>
-      <w:t>2025-07-01</w:t>
+      <w:t>2025-07-02</w:t>
       <w:br/>
       <w:br/>
     </w:r>

--- a/tillsyn/A 59016-2024 tillsynsbegäran.docx
+++ b/tillsyn/A 59016-2024 tillsynsbegäran.docx
@@ -384,7 +384,7 @@
     <w:r>
       <w:tab/>
       <w:tab/>
-      <w:t>2025-07-02</w:t>
+      <w:t>2025-07-03</w:t>
       <w:br/>
       <w:br/>
     </w:r>

--- a/tillsyn/A 59016-2024 tillsynsbegäran.docx
+++ b/tillsyn/A 59016-2024 tillsynsbegäran.docx
@@ -384,7 +384,7 @@
     <w:r>
       <w:tab/>
       <w:tab/>
-      <w:t>2025-07-03</w:t>
+      <w:t>2025-07-04</w:t>
       <w:br/>
       <w:br/>
     </w:r>

--- a/tillsyn/A 59016-2024 tillsynsbegäran.docx
+++ b/tillsyn/A 59016-2024 tillsynsbegäran.docx
@@ -384,7 +384,7 @@
     <w:r>
       <w:tab/>
       <w:tab/>
-      <w:t>2025-07-04</w:t>
+      <w:t>2025-07-05</w:t>
       <w:br/>
       <w:br/>
     </w:r>

--- a/tillsyn/A 59016-2024 tillsynsbegäran.docx
+++ b/tillsyn/A 59016-2024 tillsynsbegäran.docx
@@ -384,7 +384,7 @@
     <w:r>
       <w:tab/>
       <w:tab/>
-      <w:t>2025-07-05</w:t>
+      <w:t>2025-07-06</w:t>
       <w:br/>
       <w:br/>
     </w:r>

--- a/tillsyn/A 59016-2024 tillsynsbegäran.docx
+++ b/tillsyn/A 59016-2024 tillsynsbegäran.docx
@@ -384,7 +384,7 @@
     <w:r>
       <w:tab/>
       <w:tab/>
-      <w:t>2025-07-06</w:t>
+      <w:t>2025-07-07</w:t>
       <w:br/>
       <w:br/>
     </w:r>

--- a/tillsyn/A 59016-2024 tillsynsbegäran.docx
+++ b/tillsyn/A 59016-2024 tillsynsbegäran.docx
@@ -384,7 +384,7 @@
     <w:r>
       <w:tab/>
       <w:tab/>
-      <w:t>2025-07-07</w:t>
+      <w:t>2025-07-08</w:t>
       <w:br/>
       <w:br/>
     </w:r>

--- a/tillsyn/A 59016-2024 tillsynsbegäran.docx
+++ b/tillsyn/A 59016-2024 tillsynsbegäran.docx
@@ -384,7 +384,7 @@
     <w:r>
       <w:tab/>
       <w:tab/>
-      <w:t>2025-07-08</w:t>
+      <w:t>2025-07-09</w:t>
       <w:br/>
       <w:br/>
     </w:r>

--- a/tillsyn/A 59016-2024 tillsynsbegäran.docx
+++ b/tillsyn/A 59016-2024 tillsynsbegäran.docx
@@ -384,7 +384,7 @@
     <w:r>
       <w:tab/>
       <w:tab/>
-      <w:t>2025-07-09</w:t>
+      <w:t>2025-07-11</w:t>
       <w:br/>
       <w:br/>
     </w:r>

--- a/tillsyn/A 59016-2024 tillsynsbegäran.docx
+++ b/tillsyn/A 59016-2024 tillsynsbegäran.docx
@@ -384,7 +384,7 @@
     <w:r>
       <w:tab/>
       <w:tab/>
-      <w:t>2025-07-11</w:t>
+      <w:t>2025-07-12</w:t>
       <w:br/>
       <w:br/>
     </w:r>

--- a/tillsyn/A 59016-2024 tillsynsbegäran.docx
+++ b/tillsyn/A 59016-2024 tillsynsbegäran.docx
@@ -384,7 +384,7 @@
     <w:r>
       <w:tab/>
       <w:tab/>
-      <w:t>2025-07-12</w:t>
+      <w:t>2025-07-13</w:t>
       <w:br/>
       <w:br/>
     </w:r>

--- a/tillsyn/A 59016-2024 tillsynsbegäran.docx
+++ b/tillsyn/A 59016-2024 tillsynsbegäran.docx
@@ -384,7 +384,7 @@
     <w:r>
       <w:tab/>
       <w:tab/>
-      <w:t>2025-07-13</w:t>
+      <w:t>2025-07-14</w:t>
       <w:br/>
       <w:br/>
     </w:r>

--- a/tillsyn/A 59016-2024 tillsynsbegäran.docx
+++ b/tillsyn/A 59016-2024 tillsynsbegäran.docx
@@ -384,7 +384,7 @@
     <w:r>
       <w:tab/>
       <w:tab/>
-      <w:t>2025-08-06</w:t>
+      <w:t>2025-08-09</w:t>
       <w:br/>
       <w:br/>
     </w:r>
